--- a/extrakty/doc/TC278WG4/extract_21219-2_(2015).docx
+++ b/extrakty/doc/TC278WG4/extract_21219-2_(2015).docx
@@ -784,7 +784,7 @@
         <w:rPr/>
       </w:pPr>
       <w:r>
-        <w:t xml:space="preserve">Článek 3.4 stanovuje způsob používání dokumentace modelu aplikace TPEG v UM , co vše je nutné popsat a jak to provést.</w:t>
+        <w:t xml:space="preserve">Článek 3.4 stanovuje způsob používání dokumentace modelu aplikace TPEG v UML, co vše je nutné popsat a jak to provést.</w:t>
       </w:r>
     </w:p>
     <w:p>
@@ -807,7 +807,7 @@
       </w:pPr>
       <w:r>
         <w:rPr/>
-        <w:t xml:space="preserve">Tato kapitola stanovuje pravidla pro vytváření struktury a obsahu norem pomocí UML modelů aplikací TPEG . Nejprve, v </w:t>
+        <w:t xml:space="preserve">Tato kapitola stanovuje pravidla pro vytváření struktury a obsahu norem pomocí UML modelů aplikací TPEG. Nejprve, v </w:t>
       </w:r>
       <w:r>
         <w:rPr>

--- a/extrakty/doc/TC278WG4/extract_21219-2_(2015).docx
+++ b/extrakty/doc/TC278WG4/extract_21219-2_(2015).docx
@@ -160,7 +160,7 @@
           <w:sz w:val="28"/>
           <w:szCs w:val="28"/>
         </w:rPr>
-        <w:t xml:space="preserve">Vydána 2016, 43 stran</w:t>
+        <w:t xml:space="preserve">Vydána 2014, 43 stran</w:t>
       </w:r>
     </w:p>
     <w:p>
@@ -227,12 +227,11 @@
     </w:p>
     <w:p>
       <w:pPr>
-        <w:pStyle w:val="Poznmka"/>
-        <w:rPr/>
-      </w:pPr>
-      <w:r>
-        <w:rPr/>
-        <w:t>Poznámka 1: Extrakt přejímá původní číslování kapitol.</w:t>
+        <w:pStyle w:val="Textnormy"/>
+        <w:rPr/>
+      </w:pPr>
+      <w:r>
+        <w:t xml:space="preserve">Poznámka: Extrakt uvádí vybrané kapitoly popisovaného dokumentu a přejímá původní číslování kapitol.</w:t>
       </w:r>
     </w:p>
     <w:p>
@@ -398,6 +397,41 @@
         <w:ind w:hanging="0" w:start="0"/>
         <w:rPr/>
       </w:pPr>
+      <w:bookmarkStart w:id="10" w:name="h.aljj0n9tgpi6"/>
+      <w:bookmarkEnd w:id="10"/>
+      <w:r>
+        <w:rPr/>
+        <w:t xml:space="preserve">1 Předmět normy</w:t>
+      </w:r>
+    </w:p>
+    <w:p>
+      <w:pPr>
+        <w:pStyle w:val="normal1"/>
+        <w:rPr/>
+      </w:pPr>
+      <w:r>
+        <w:rPr/>
+        <w:t>Tato kapitola obsahuje účel popisovaného dokumentu, který je podrobně popsán výše v tomto extraktu. Ve stručnosti, stanovuje pravidla tvorby UML modelů, obecné texty a obecnou strukturu norem aplikací TPEG a pravidla pro vytvoření nové konkrétní normy aplikace TPEG. Pravidla mají zajistit, že UML modely aplikace TPEG lze jednoznačně převést do platformě závislé reprezentace.</w:t>
+      </w:r>
+    </w:p>
+    <w:p>
+      <w:pPr>
+        <w:pStyle w:val="normal1"/>
+        <w:rPr/>
+      </w:pPr>
+      <w:bookmarkStart w:id="11" w:name="h.1t3h5sf"/>
+      <w:bookmarkEnd w:id="11"/>
+      <w:r>
+        <w:rPr/>
+        <w:t>Abstraktní datové typy TPEG a obecná sada TPEG tabulek jsou uvedeny v přílohách.</w:t>
+      </w:r>
+    </w:p>
+    <w:p>
+      <w:pPr>
+        <w:pStyle w:val="Heading1"/>
+        <w:ind w:hanging="0" w:start="0"/>
+        <w:rPr/>
+      </w:pPr>
       <w:bookmarkStart w:id="8" w:name="h.mc331mrmad3c"/>
       <w:bookmarkEnd w:id="8"/>
       <w:r>
@@ -423,46 +457,11 @@
         <w:ind w:hanging="0" w:start="0"/>
         <w:rPr/>
       </w:pPr>
-      <w:bookmarkStart w:id="10" w:name="h.aljj0n9tgpi6"/>
-      <w:bookmarkEnd w:id="10"/>
-      <w:r>
-        <w:rPr/>
-        <w:t>1 Předmět</w:t>
-      </w:r>
-    </w:p>
-    <w:p>
-      <w:pPr>
-        <w:pStyle w:val="normal1"/>
-        <w:rPr/>
-      </w:pPr>
-      <w:r>
-        <w:rPr/>
-        <w:t>Tato kapitola obsahuje účel popisovaného dokumentu, který je podrobně popsán výše v tomto extraktu. Ve stručnosti, stanovuje pravidla tvorby UML modelů, obecné texty a obecnou strukturu norem aplikací TPEG a pravidla pro vytvoření nové konkrétní normy aplikace TPEG. Pravidla mají zajistit, že UML modely aplikace TPEG lze jednoznačně převést do platformě závislé reprezentace.</w:t>
-      </w:r>
-    </w:p>
-    <w:p>
-      <w:pPr>
-        <w:pStyle w:val="normal1"/>
-        <w:rPr/>
-      </w:pPr>
-      <w:bookmarkStart w:id="11" w:name="h.1t3h5sf"/>
-      <w:bookmarkEnd w:id="11"/>
-      <w:r>
-        <w:rPr/>
-        <w:t>Abstraktní datové typy TPEG a obecná sada TPEG tabulek jsou uvedeny v přílohách.</w:t>
-      </w:r>
-    </w:p>
-    <w:p>
-      <w:pPr>
-        <w:pStyle w:val="Heading1"/>
-        <w:ind w:hanging="0" w:start="0"/>
-        <w:rPr/>
-      </w:pPr>
       <w:bookmarkStart w:id="12" w:name="h.7qxyi8ix4dn"/>
       <w:bookmarkEnd w:id="12"/>
       <w:r>
         <w:rPr/>
-        <w:t>2 Termíny, definice a zkratky</w:t>
+        <w:t xml:space="preserve">2 Termíny, definice a zkratky</w:t>
       </w:r>
     </w:p>
     <w:p>
@@ -573,6 +572,15 @@
         <w:tab/>
         <w:br/>
         <w:t>tabulka obsahující výčet všech hodnot konkrétního atributu i s jejich popisem a příkladem</w:t>
+      </w:r>
+    </w:p>
+    <w:p>
+      <w:pPr>
+        <w:pStyle w:val="Textnormy"/>
+        <w:rPr/>
+      </w:pPr>
+      <w:r>
+        <w:t xml:space="preserve">Další termíny a zkratky z oboru ITS jsou obsaženy ve slovníku ITS terminology (www.ITSterminology.org).</w:t>
       </w:r>
     </w:p>
     <w:p>
@@ -626,7 +634,7 @@
             </wp:cNvGraphicFramePr>
             <a:graphic xmlns:a="http://schemas.openxmlformats.org/drawingml/2006/main">
               <a:graphicData uri="http://schemas.openxmlformats.org/drawingml/2006/picture">
-                <pic:pic xmlns:pic="http://schemas.openxmlformats.org/drawingml/2006/picture">
+                <pic:pic>
                   <pic:nvPicPr>
                     <pic:cNvPr id="1" name="image03.jpg"/>
                     <pic:cNvPicPr>
@@ -720,7 +728,7 @@
             </wp:cNvGraphicFramePr>
             <a:graphic xmlns:a="http://schemas.openxmlformats.org/drawingml/2006/main">
               <a:graphicData uri="http://schemas.openxmlformats.org/drawingml/2006/picture">
-                <pic:pic xmlns:pic="http://schemas.openxmlformats.org/drawingml/2006/picture">
+                <pic:pic>
                   <pic:nvPicPr>
                     <pic:cNvPr id="2" name="image06.jpg"/>
                     <pic:cNvPicPr>
@@ -900,7 +908,7 @@
             </wp:cNvGraphicFramePr>
             <a:graphic xmlns:a="http://schemas.openxmlformats.org/drawingml/2006/main">
               <a:graphicData uri="http://schemas.openxmlformats.org/drawingml/2006/picture">
-                <pic:pic xmlns:pic="http://schemas.openxmlformats.org/drawingml/2006/picture">
+                <pic:pic>
                   <pic:nvPicPr>
                     <pic:cNvPr id="3" name="image05.png"/>
                     <pic:cNvPicPr>
@@ -988,7 +996,7 @@
             </wp:cNvGraphicFramePr>
             <a:graphic xmlns:a="http://schemas.openxmlformats.org/drawingml/2006/main">
               <a:graphicData uri="http://schemas.openxmlformats.org/drawingml/2006/picture">
-                <pic:pic xmlns:pic="http://schemas.openxmlformats.org/drawingml/2006/picture">
+                <pic:pic>
                   <pic:nvPicPr>
                     <pic:cNvPr id="4" name="image07.jpg"/>
                     <pic:cNvPicPr>

--- a/extrakty/doc/TC278WG4/extract_21219-2_(2015).docx
+++ b/extrakty/doc/TC278WG4/extract_21219-2_(2015).docx
@@ -134,7 +134,7 @@
                 <w:sz w:val="28"/>
                 <w:szCs w:val="28"/>
               </w:rPr>
-              <w:t>01 8388</w:t>
+              <w:t xml:space="preserve"/>
             </w:r>
           </w:p>
         </w:tc>
@@ -160,7 +160,7 @@
           <w:sz w:val="28"/>
           <w:szCs w:val="28"/>
         </w:rPr>
-        <w:t xml:space="preserve">Vydána 2014, 43 stran</w:t>
+        <w:t xml:space="preserve">Vydána 2014, 44 stran</w:t>
       </w:r>
     </w:p>
     <w:p>
